--- a/配置文件解析.docx
+++ b/配置文件解析.docx
@@ -1072,22 +1072,36 @@
         </w:rPr>
         <w:t>},</w:t>
       </w:r>
+    </w:p>
+    <w:p>
+      <w:pPr>
+        <w:ind w:firstLine="420" w:firstLineChars="0"/>
+        <w:rPr>
+          <w:rFonts w:hint="eastAsia"/>
+        </w:rPr>
+      </w:pPr>
+      <w:r>
+        <w:rPr>
+          <w:rFonts w:hint="eastAsia"/>
+          <w:lang w:val="en-US" w:eastAsia="zh-CN"/>
+        </w:rPr>
+        <w:t xml:space="preserve">// </w:t>
+      </w:r>
+      <w:r>
+        <w:rPr>
+          <w:rFonts w:hint="default"/>
+          <w:lang w:val="en-US" w:eastAsia="zh-CN"/>
+        </w:rPr>
+        <w:t>kafka</w:t>
+      </w:r>
       <w:bookmarkStart w:id="0" w:name="_GoBack"/>
       <w:bookmarkEnd w:id="0"/>
-    </w:p>
-    <w:p>
-      <w:pPr>
-        <w:ind w:firstLine="420" w:firstLineChars="0"/>
-        <w:rPr>
-          <w:rFonts w:hint="eastAsia"/>
-        </w:rPr>
-      </w:pPr>
-      <w:r>
-        <w:rPr>
-          <w:rFonts w:hint="eastAsia"/>
-          <w:lang w:val="en-US" w:eastAsia="zh-CN"/>
-        </w:rPr>
-        <w:t>// 警示灯配置</w:t>
+      <w:r>
+        <w:rPr>
+          <w:rFonts w:hint="eastAsia"/>
+          <w:lang w:val="en-US" w:eastAsia="zh-CN"/>
+        </w:rPr>
+        <w:t>配置</w:t>
       </w:r>
     </w:p>
     <w:p>
